--- a/docs/livrables/ProjectDesk_Specifications_fonctionnelles_v2.21.docx
+++ b/docs/livrables/ProjectDesk_Specifications_fonctionnelles_v2.21.docx
@@ -3268,7 +3268,7 @@
         <w:spacing w:after="60"/>
       </w:pPr>
       <w:r>
-        <w:t xml:space="preserve">Seule écriture autorisée de la section « Suivi de mes équipes ».</w:t>
+        <w:t xml:space="preserve">Avec la matrice des droits (§ 2.2), seule écriture autorisée de la section « Suivi de mes équipes ».</w:t>
       </w:r>
     </w:p>
     <w:p>
